--- a/documents/Devis_ADM_022026.docx
+++ b/documents/Devis_ADM_022026.docx
@@ -24,12 +24,6 @@
         <w:gridCol w:w="4700"/>
       </w:tblGrid>
       <w:tr>
-        <w:tblPrEx>
-          <w:tblCellMar>
-            <w:top w:w="0" w:type="dxa"/>
-            <w:bottom w:w="0" w:type="dxa"/>
-          </w:tblCellMar>
-        </w:tblPrEx>
         <w:tc>
           <w:tcPr>
             <w:tcW w:w="5500" w:type="dxa"/>
@@ -165,12 +159,6 @@
         <w:gridCol w:w="2040"/>
       </w:tblGrid>
       <w:tr>
-        <w:tblPrEx>
-          <w:tblCellMar>
-            <w:top w:w="0" w:type="dxa"/>
-            <w:bottom w:w="0" w:type="dxa"/>
-          </w:tblCellMar>
-        </w:tblPrEx>
         <w:tc>
           <w:tcPr>
             <w:tcW w:w="2040" w:type="dxa"/>
@@ -231,9 +219,29 @@
                 <w:sz w:val="18"/>
                 <w:szCs w:val="18"/>
               </w:rPr>
-              <w:t xml:space="preserve">Ref. </w:t>
-            </w:r>
-            <w:proofErr w:type="gramStart"/>
+              <w:t>Ref. client</w:t>
+            </w:r>
+          </w:p>
+        </w:tc>
+        <w:tc>
+          <w:tcPr>
+            <w:tcW w:w="2040" w:type="dxa"/>
+            <w:tcBorders>
+              <w:top w:val="none" w:sz="0" w:space="0" w:color="FFFFFF"/>
+              <w:left w:val="none" w:sz="0" w:space="0" w:color="FFFFFF"/>
+              <w:bottom w:val="none" w:sz="0" w:space="0" w:color="FFFFFF"/>
+              <w:right w:val="none" w:sz="0" w:space="0" w:color="FFFFFF"/>
+            </w:tcBorders>
+            <w:shd w:val="clear" w:color="auto" w:fill="1A4B9B"/>
+            <w:tcMar>
+              <w:top w:w="80" w:type="dxa"/>
+              <w:left w:w="150" w:type="dxa"/>
+              <w:bottom w:w="80" w:type="dxa"/>
+              <w:right w:w="150" w:type="dxa"/>
+            </w:tcMar>
+            <w:vAlign w:val="center"/>
+          </w:tcPr>
+          <w:p>
             <w:r>
               <w:rPr>
                 <w:rFonts w:ascii="Calibri" w:eastAsia="Calibri" w:hAnsi="Calibri" w:cs="Calibri"/>
@@ -243,9 +251,8 @@
                 <w:sz w:val="18"/>
                 <w:szCs w:val="18"/>
               </w:rPr>
-              <w:t>client</w:t>
-            </w:r>
-            <w:proofErr w:type="gramEnd"/>
+              <w:t>Date</w:t>
+            </w:r>
           </w:p>
         </w:tc>
         <w:tc>
@@ -276,29 +283,8 @@
                 <w:sz w:val="18"/>
                 <w:szCs w:val="18"/>
               </w:rPr>
-              <w:t>Date</w:t>
-            </w:r>
-          </w:p>
-        </w:tc>
-        <w:tc>
-          <w:tcPr>
-            <w:tcW w:w="2040" w:type="dxa"/>
-            <w:tcBorders>
-              <w:top w:val="none" w:sz="0" w:space="0" w:color="FFFFFF"/>
-              <w:left w:val="none" w:sz="0" w:space="0" w:color="FFFFFF"/>
-              <w:bottom w:val="none" w:sz="0" w:space="0" w:color="FFFFFF"/>
-              <w:right w:val="none" w:sz="0" w:space="0" w:color="FFFFFF"/>
-            </w:tcBorders>
-            <w:shd w:val="clear" w:color="auto" w:fill="1A4B9B"/>
-            <w:tcMar>
-              <w:top w:w="80" w:type="dxa"/>
-              <w:left w:w="150" w:type="dxa"/>
-              <w:bottom w:w="80" w:type="dxa"/>
-              <w:right w:w="150" w:type="dxa"/>
-            </w:tcMar>
-            <w:vAlign w:val="center"/>
-          </w:tcPr>
-          <w:p>
+              <w:t xml:space="preserve">Fin de </w:t>
+            </w:r>
             <w:r>
               <w:rPr>
                 <w:rFonts w:ascii="Calibri" w:eastAsia="Calibri" w:hAnsi="Calibri" w:cs="Calibri"/>
@@ -308,8 +294,29 @@
                 <w:sz w:val="18"/>
                 <w:szCs w:val="18"/>
               </w:rPr>
-              <w:t xml:space="preserve">Fin de </w:t>
-            </w:r>
+              <w:t>validité</w:t>
+            </w:r>
+          </w:p>
+        </w:tc>
+        <w:tc>
+          <w:tcPr>
+            <w:tcW w:w="2040" w:type="dxa"/>
+            <w:tcBorders>
+              <w:top w:val="none" w:sz="0" w:space="0" w:color="FFFFFF"/>
+              <w:left w:val="none" w:sz="0" w:space="0" w:color="FFFFFF"/>
+              <w:bottom w:val="none" w:sz="0" w:space="0" w:color="FFFFFF"/>
+              <w:right w:val="none" w:sz="0" w:space="0" w:color="FFFFFF"/>
+            </w:tcBorders>
+            <w:shd w:val="clear" w:color="auto" w:fill="1A4B9B"/>
+            <w:tcMar>
+              <w:top w:w="80" w:type="dxa"/>
+              <w:left w:w="150" w:type="dxa"/>
+              <w:bottom w:w="80" w:type="dxa"/>
+              <w:right w:w="150" w:type="dxa"/>
+            </w:tcMar>
+            <w:vAlign w:val="center"/>
+          </w:tcPr>
+          <w:p>
             <w:r>
               <w:rPr>
                 <w:rFonts w:ascii="Calibri" w:eastAsia="Calibri" w:hAnsi="Calibri" w:cs="Calibri"/>
@@ -319,10 +326,12 @@
                 <w:sz w:val="18"/>
                 <w:szCs w:val="18"/>
               </w:rPr>
-              <w:t>validité</w:t>
-            </w:r>
-          </w:p>
-        </w:tc>
+              <w:t>Code client</w:t>
+            </w:r>
+          </w:p>
+        </w:tc>
+      </w:tr>
+      <w:tr>
         <w:tc>
           <w:tcPr>
             <w:tcW w:w="2040" w:type="dxa"/>
@@ -332,7 +341,7 @@
               <w:bottom w:val="none" w:sz="0" w:space="0" w:color="FFFFFF"/>
               <w:right w:val="none" w:sz="0" w:space="0" w:color="FFFFFF"/>
             </w:tcBorders>
-            <w:shd w:val="clear" w:color="auto" w:fill="1A4B9B"/>
+            <w:shd w:val="clear" w:color="auto" w:fill="DCE6F1"/>
             <w:tcMar>
               <w:top w:w="80" w:type="dxa"/>
               <w:left w:w="150" w:type="dxa"/>
@@ -345,24 +354,19 @@
             <w:r>
               <w:rPr>
                 <w:rFonts w:ascii="Calibri" w:eastAsia="Calibri" w:hAnsi="Calibri" w:cs="Calibri"/>
-                <w:b/>
-                <w:bCs/>
-                <w:color w:val="FFFFFF"/>
-                <w:sz w:val="18"/>
-                <w:szCs w:val="18"/>
-              </w:rPr>
-              <w:t>Code client</w:t>
-            </w:r>
-          </w:p>
-        </w:tc>
-      </w:tr>
-      <w:tr>
-        <w:tblPrEx>
-          <w:tblCellMar>
-            <w:top w:w="0" w:type="dxa"/>
-            <w:bottom w:w="0" w:type="dxa"/>
-          </w:tblCellMar>
-        </w:tblPrEx>
+                <w:color w:val="000000"/>
+              </w:rPr>
+              <w:t>PR</w:t>
+            </w:r>
+            <w:r>
+              <w:rPr>
+                <w:rFonts w:ascii="Calibri" w:eastAsia="Calibri" w:hAnsi="Calibri" w:cs="Calibri"/>
+                <w:color w:val="000000"/>
+              </w:rPr>
+              <w:t>01032026</w:t>
+            </w:r>
+          </w:p>
+        </w:tc>
         <w:tc>
           <w:tcPr>
             <w:tcW w:w="2040" w:type="dxa"/>
@@ -387,14 +391,7 @@
                 <w:rFonts w:ascii="Calibri" w:eastAsia="Calibri" w:hAnsi="Calibri" w:cs="Calibri"/>
                 <w:color w:val="000000"/>
               </w:rPr>
-              <w:t>PR</w:t>
-            </w:r>
-            <w:r>
-              <w:rPr>
-                <w:rFonts w:ascii="Calibri" w:eastAsia="Calibri" w:hAnsi="Calibri" w:cs="Calibri"/>
-                <w:color w:val="000000"/>
-              </w:rPr>
-              <w:t>01032026</w:t>
+              <w:t>ADM</w:t>
             </w:r>
           </w:p>
         </w:tc>
@@ -422,7 +419,28 @@
                 <w:rFonts w:ascii="Calibri" w:eastAsia="Calibri" w:hAnsi="Calibri" w:cs="Calibri"/>
                 <w:color w:val="000000"/>
               </w:rPr>
-              <w:t>ADM</w:t>
+              <w:t>02</w:t>
+            </w:r>
+            <w:r>
+              <w:rPr>
+                <w:rFonts w:ascii="Calibri" w:eastAsia="Calibri" w:hAnsi="Calibri" w:cs="Calibri"/>
+                <w:color w:val="000000"/>
+              </w:rPr>
+              <w:t>/0</w:t>
+            </w:r>
+            <w:r>
+              <w:rPr>
+                <w:rFonts w:ascii="Calibri" w:eastAsia="Calibri" w:hAnsi="Calibri" w:cs="Calibri"/>
+                <w:color w:val="000000"/>
+              </w:rPr>
+              <w:t>4</w:t>
+            </w:r>
+            <w:r>
+              <w:rPr>
+                <w:rFonts w:ascii="Calibri" w:eastAsia="Calibri" w:hAnsi="Calibri" w:cs="Calibri"/>
+                <w:color w:val="000000"/>
+              </w:rPr>
+              <w:t>/2026</w:t>
             </w:r>
           </w:p>
         </w:tc>
@@ -450,7 +468,7 @@
                 <w:rFonts w:ascii="Calibri" w:eastAsia="Calibri" w:hAnsi="Calibri" w:cs="Calibri"/>
                 <w:color w:val="000000"/>
               </w:rPr>
-              <w:t>31</w:t>
+              <w:t>01</w:t>
             </w:r>
             <w:r>
               <w:rPr>
@@ -464,21 +482,14 @@
                 <w:rFonts w:ascii="Calibri" w:eastAsia="Calibri" w:hAnsi="Calibri" w:cs="Calibri"/>
                 <w:color w:val="000000"/>
               </w:rPr>
-              <w:t>2</w:t>
-            </w:r>
-            <w:r>
-              <w:rPr>
-                <w:rFonts w:ascii="Calibri" w:eastAsia="Calibri" w:hAnsi="Calibri" w:cs="Calibri"/>
-                <w:color w:val="000000"/>
-              </w:rPr>
-              <w:t>/202</w:t>
-            </w:r>
-            <w:r>
-              <w:rPr>
-                <w:rFonts w:ascii="Calibri" w:eastAsia="Calibri" w:hAnsi="Calibri" w:cs="Calibri"/>
-                <w:color w:val="000000"/>
-              </w:rPr>
-              <w:t>6</w:t>
+              <w:t>5</w:t>
+            </w:r>
+            <w:r>
+              <w:rPr>
+                <w:rFonts w:ascii="Calibri" w:eastAsia="Calibri" w:hAnsi="Calibri" w:cs="Calibri"/>
+                <w:color w:val="000000"/>
+              </w:rPr>
+              <w:t>/2026</w:t>
             </w:r>
           </w:p>
         </w:tc>
@@ -506,70 +517,7 @@
                 <w:rFonts w:ascii="Calibri" w:eastAsia="Calibri" w:hAnsi="Calibri" w:cs="Calibri"/>
                 <w:color w:val="000000"/>
               </w:rPr>
-              <w:t>30</w:t>
-            </w:r>
-            <w:r>
-              <w:rPr>
-                <w:rFonts w:ascii="Calibri" w:eastAsia="Calibri" w:hAnsi="Calibri" w:cs="Calibri"/>
-                <w:color w:val="000000"/>
-              </w:rPr>
-              <w:t>/0</w:t>
-            </w:r>
-            <w:r>
-              <w:rPr>
-                <w:rFonts w:ascii="Calibri" w:eastAsia="Calibri" w:hAnsi="Calibri" w:cs="Calibri"/>
-                <w:color w:val="000000"/>
-              </w:rPr>
-              <w:t>4</w:t>
-            </w:r>
-            <w:r>
-              <w:rPr>
-                <w:rFonts w:ascii="Calibri" w:eastAsia="Calibri" w:hAnsi="Calibri" w:cs="Calibri"/>
-                <w:color w:val="000000"/>
-              </w:rPr>
-              <w:t>/202</w:t>
-            </w:r>
-            <w:r>
-              <w:rPr>
-                <w:rFonts w:ascii="Calibri" w:eastAsia="Calibri" w:hAnsi="Calibri" w:cs="Calibri"/>
-                <w:color w:val="000000"/>
-              </w:rPr>
-              <w:t>6</w:t>
-            </w:r>
-          </w:p>
-        </w:tc>
-        <w:tc>
-          <w:tcPr>
-            <w:tcW w:w="2040" w:type="dxa"/>
-            <w:tcBorders>
-              <w:top w:val="none" w:sz="0" w:space="0" w:color="FFFFFF"/>
-              <w:left w:val="none" w:sz="0" w:space="0" w:color="FFFFFF"/>
-              <w:bottom w:val="none" w:sz="0" w:space="0" w:color="FFFFFF"/>
-              <w:right w:val="none" w:sz="0" w:space="0" w:color="FFFFFF"/>
-            </w:tcBorders>
-            <w:shd w:val="clear" w:color="auto" w:fill="DCE6F1"/>
-            <w:tcMar>
-              <w:top w:w="80" w:type="dxa"/>
-              <w:left w:w="150" w:type="dxa"/>
-              <w:bottom w:w="80" w:type="dxa"/>
-              <w:right w:w="150" w:type="dxa"/>
-            </w:tcMar>
-            <w:vAlign w:val="center"/>
-          </w:tcPr>
-          <w:p>
-            <w:r>
-              <w:rPr>
-                <w:rFonts w:ascii="Calibri" w:eastAsia="Calibri" w:hAnsi="Calibri" w:cs="Calibri"/>
-                <w:color w:val="000000"/>
-              </w:rPr>
-              <w:t>ADM</w:t>
-            </w:r>
-            <w:r>
-              <w:rPr>
-                <w:rFonts w:ascii="Calibri" w:eastAsia="Calibri" w:hAnsi="Calibri" w:cs="Calibri"/>
-                <w:color w:val="000000"/>
-              </w:rPr>
-              <w:t>-0002</w:t>
+              <w:t>ADM-0002</w:t>
             </w:r>
           </w:p>
         </w:tc>
@@ -603,12 +551,6 @@
         <w:gridCol w:w="4900"/>
       </w:tblGrid>
       <w:tr>
-        <w:tblPrEx>
-          <w:tblCellMar>
-            <w:top w:w="0" w:type="dxa"/>
-            <w:bottom w:w="0" w:type="dxa"/>
-          </w:tblCellMar>
-        </w:tblPrEx>
         <w:tc>
           <w:tcPr>
             <w:tcW w:w="4900" w:type="dxa"/>
@@ -694,12 +636,6 @@
         </w:tc>
       </w:tr>
       <w:tr>
-        <w:tblPrEx>
-          <w:tblCellMar>
-            <w:top w:w="0" w:type="dxa"/>
-            <w:bottom w:w="0" w:type="dxa"/>
-          </w:tblCellMar>
-        </w:tblPrEx>
         <w:tc>
           <w:tcPr>
             <w:tcW w:w="4900" w:type="dxa"/>
@@ -888,12 +824,6 @@
         <w:gridCol w:w="1800"/>
       </w:tblGrid>
       <w:tr>
-        <w:tblPrEx>
-          <w:tblCellMar>
-            <w:top w:w="0" w:type="dxa"/>
-            <w:bottom w:w="0" w:type="dxa"/>
-          </w:tblCellMar>
-        </w:tblPrEx>
         <w:trPr>
           <w:tblHeader/>
         </w:trPr>
@@ -949,7 +879,6 @@
             <w:pPr>
               <w:jc w:val="center"/>
             </w:pPr>
-            <w:proofErr w:type="spellStart"/>
             <w:r>
               <w:rPr>
                 <w:rFonts w:ascii="Calibri" w:eastAsia="Calibri" w:hAnsi="Calibri" w:cs="Calibri"/>
@@ -959,7 +888,6 @@
               </w:rPr>
               <w:t>Qte</w:t>
             </w:r>
-            <w:proofErr w:type="spellEnd"/>
           </w:p>
         </w:tc>
         <w:tc>
@@ -1030,12 +958,6 @@
         </w:tc>
       </w:tr>
       <w:tr>
-        <w:tblPrEx>
-          <w:tblCellMar>
-            <w:top w:w="0" w:type="dxa"/>
-            <w:bottom w:w="0" w:type="dxa"/>
-          </w:tblCellMar>
-        </w:tblPrEx>
         <w:tc>
           <w:tcPr>
             <w:tcW w:w="5900" w:type="dxa"/>
@@ -1094,39 +1016,7 @@
               <w:spacing w:before="20" w:after="20"/>
             </w:pPr>
             <w:r>
-              <w:t xml:space="preserve">Développement </w:t>
-            </w:r>
-            <w:proofErr w:type="spellStart"/>
-            <w:r>
-              <w:t>front-end</w:t>
-            </w:r>
-            <w:proofErr w:type="spellEnd"/>
-            <w:r>
-              <w:t xml:space="preserve"> (</w:t>
-            </w:r>
-            <w:proofErr w:type="spellStart"/>
-            <w:r>
-              <w:t>React</w:t>
-            </w:r>
-            <w:proofErr w:type="spellEnd"/>
-            <w:r>
-              <w:t xml:space="preserve"> 19 + </w:t>
-            </w:r>
-            <w:proofErr w:type="spellStart"/>
-            <w:r>
-              <w:t>Tailwind</w:t>
-            </w:r>
-            <w:proofErr w:type="spellEnd"/>
-            <w:r>
-              <w:t xml:space="preserve"> CSS) et </w:t>
-            </w:r>
-            <w:proofErr w:type="spellStart"/>
-            <w:r>
-              <w:t>back-end</w:t>
-            </w:r>
-            <w:proofErr w:type="spellEnd"/>
-            <w:r>
-              <w:t xml:space="preserve"> (Node.js + Express + PostgreSQL)</w:t>
+              <w:t>Développement front-end (React 19 + Tailwind CSS) et back-end (Node.js + Express + PostgreSQL)</w:t>
             </w:r>
           </w:p>
           <w:p>
@@ -1251,14 +1141,21 @@
                 <w:rFonts w:ascii="Calibri" w:eastAsia="Calibri" w:hAnsi="Calibri" w:cs="Calibri"/>
                 <w:color w:val="000000"/>
               </w:rPr>
-              <w:t>1.1</w:t>
-            </w:r>
-            <w:r>
-              <w:rPr>
-                <w:rFonts w:ascii="Calibri" w:eastAsia="Calibri" w:hAnsi="Calibri" w:cs="Calibri"/>
-                <w:color w:val="000000"/>
-              </w:rPr>
-              <w:t>00 000,00</w:t>
+              <w:t>1.</w:t>
+            </w:r>
+            <w:r>
+              <w:rPr>
+                <w:rFonts w:ascii="Calibri" w:eastAsia="Calibri" w:hAnsi="Calibri" w:cs="Calibri"/>
+                <w:color w:val="000000"/>
+              </w:rPr>
+              <w:t>55</w:t>
+            </w:r>
+            <w:r>
+              <w:rPr>
+                <w:rFonts w:ascii="Calibri" w:eastAsia="Calibri" w:hAnsi="Calibri" w:cs="Calibri"/>
+                <w:color w:val="000000"/>
+              </w:rPr>
+              <w:t>0 000,00</w:t>
             </w:r>
           </w:p>
         </w:tc>
@@ -1290,7 +1187,7 @@
                 <w:bCs/>
                 <w:color w:val="000000"/>
               </w:rPr>
-              <w:t>1.1</w:t>
+              <w:t>1.</w:t>
             </w:r>
             <w:r>
               <w:rPr>
@@ -1299,18 +1196,21 @@
                 <w:bCs/>
                 <w:color w:val="000000"/>
               </w:rPr>
-              <w:t>00 000,00</w:t>
+              <w:t>55</w:t>
+            </w:r>
+            <w:r>
+              <w:rPr>
+                <w:rFonts w:ascii="Calibri" w:eastAsia="Calibri" w:hAnsi="Calibri" w:cs="Calibri"/>
+                <w:b/>
+                <w:bCs/>
+                <w:color w:val="000000"/>
+              </w:rPr>
+              <w:t>0 000,00</w:t>
             </w:r>
           </w:p>
         </w:tc>
       </w:tr>
       <w:tr>
-        <w:tblPrEx>
-          <w:tblCellMar>
-            <w:top w:w="0" w:type="dxa"/>
-            <w:bottom w:w="0" w:type="dxa"/>
-          </w:tblCellMar>
-        </w:tblPrEx>
         <w:tc>
           <w:tcPr>
             <w:tcW w:w="5900" w:type="dxa"/>
@@ -1518,12 +1418,6 @@
         <w:gridCol w:w="2000"/>
       </w:tblGrid>
       <w:tr>
-        <w:tblPrEx>
-          <w:tblCellMar>
-            <w:top w:w="0" w:type="dxa"/>
-            <w:bottom w:w="0" w:type="dxa"/>
-          </w:tblCellMar>
-        </w:tblPrEx>
         <w:tc>
           <w:tcPr>
             <w:tcW w:w="6400" w:type="dxa"/>
@@ -1665,7 +1559,7 @@
                 <w:sz w:val="22"/>
                 <w:szCs w:val="22"/>
               </w:rPr>
-              <w:t>1.1</w:t>
+              <w:t>1.</w:t>
             </w:r>
             <w:r>
               <w:rPr>
@@ -1676,7 +1570,18 @@
                 <w:sz w:val="22"/>
                 <w:szCs w:val="22"/>
               </w:rPr>
-              <w:t>00 000,00 FCFA</w:t>
+              <w:t>55</w:t>
+            </w:r>
+            <w:r>
+              <w:rPr>
+                <w:rFonts w:ascii="Calibri" w:eastAsia="Calibri" w:hAnsi="Calibri" w:cs="Calibri"/>
+                <w:b/>
+                <w:bCs/>
+                <w:color w:val="000000"/>
+                <w:sz w:val="22"/>
+                <w:szCs w:val="22"/>
+              </w:rPr>
+              <w:t>0 000,00 FCFA</w:t>
             </w:r>
           </w:p>
         </w:tc>
@@ -1700,25 +1605,7 @@
           <w:b/>
           <w:bCs/>
         </w:rPr>
-        <w:t xml:space="preserve">Conditions de </w:t>
-      </w:r>
-      <w:proofErr w:type="spellStart"/>
-      <w:r>
-        <w:rPr>
-          <w:rFonts w:ascii="Calibri" w:eastAsia="Calibri" w:hAnsi="Calibri" w:cs="Calibri"/>
-          <w:b/>
-          <w:bCs/>
-        </w:rPr>
-        <w:t>reglement</w:t>
-      </w:r>
-      <w:proofErr w:type="spellEnd"/>
-      <w:r>
-        <w:rPr>
-          <w:rFonts w:ascii="Calibri" w:eastAsia="Calibri" w:hAnsi="Calibri" w:cs="Calibri"/>
-          <w:b/>
-          <w:bCs/>
-        </w:rPr>
-        <w:t xml:space="preserve"> : </w:t>
+        <w:t xml:space="preserve">Conditions de reglement : </w:t>
       </w:r>
       <w:r>
         <w:rPr>
@@ -1764,7 +1651,31 @@
         <w:rPr>
           <w:rFonts w:ascii="Calibri" w:eastAsia="Calibri" w:hAnsi="Calibri" w:cs="Calibri"/>
         </w:rPr>
-        <w:t> Al Hussein KHOUMA</w:t>
+        <w:t> A</w:t>
+      </w:r>
+      <w:r>
+        <w:rPr>
+          <w:rFonts w:ascii="Calibri" w:eastAsia="Calibri" w:hAnsi="Calibri" w:cs="Calibri"/>
+        </w:rPr>
+        <w:t>L</w:t>
+      </w:r>
+      <w:r>
+        <w:rPr>
+          <w:rFonts w:ascii="Calibri" w:eastAsia="Calibri" w:hAnsi="Calibri" w:cs="Calibri"/>
+        </w:rPr>
+        <w:t xml:space="preserve"> </w:t>
+      </w:r>
+      <w:r>
+        <w:rPr>
+          <w:rFonts w:ascii="Calibri" w:eastAsia="Calibri" w:hAnsi="Calibri" w:cs="Calibri"/>
+        </w:rPr>
+        <w:t>HUSSEIN</w:t>
+      </w:r>
+      <w:r>
+        <w:rPr>
+          <w:rFonts w:ascii="Calibri" w:eastAsia="Calibri" w:hAnsi="Calibri" w:cs="Calibri"/>
+        </w:rPr>
+        <w:t xml:space="preserve"> KHOUMA</w:t>
       </w:r>
     </w:p>
     <w:p>
@@ -1784,7 +1695,37 @@
         <w:rPr>
           <w:rFonts w:ascii="Calibri" w:eastAsia="Calibri" w:hAnsi="Calibri" w:cs="Calibri"/>
         </w:rPr>
-        <w:t> : 31/03/2026</w:t>
+        <w:t xml:space="preserve"> : </w:t>
+      </w:r>
+      <w:r>
+        <w:rPr>
+          <w:rFonts w:ascii="Calibri" w:eastAsia="Calibri" w:hAnsi="Calibri" w:cs="Calibri"/>
+        </w:rPr>
+        <w:t>0</w:t>
+      </w:r>
+      <w:r>
+        <w:rPr>
+          <w:rFonts w:ascii="Calibri" w:eastAsia="Calibri" w:hAnsi="Calibri" w:cs="Calibri"/>
+        </w:rPr>
+        <w:t>2</w:t>
+      </w:r>
+      <w:r>
+        <w:rPr>
+          <w:rFonts w:ascii="Calibri" w:eastAsia="Calibri" w:hAnsi="Calibri" w:cs="Calibri"/>
+        </w:rPr>
+        <w:t>/0</w:t>
+      </w:r>
+      <w:r>
+        <w:rPr>
+          <w:rFonts w:ascii="Calibri" w:eastAsia="Calibri" w:hAnsi="Calibri" w:cs="Calibri"/>
+        </w:rPr>
+        <w:t>4</w:t>
+      </w:r>
+      <w:r>
+        <w:rPr>
+          <w:rFonts w:ascii="Calibri" w:eastAsia="Calibri" w:hAnsi="Calibri" w:cs="Calibri"/>
+        </w:rPr>
+        <w:t>/2026</w:t>
       </w:r>
     </w:p>
     <w:sectPr>
@@ -2639,6 +2580,7 @@
   <w:style w:type="character" w:default="1" w:styleId="Policepardfaut">
     <w:name w:val="Default Paragraph Font"/>
     <w:uiPriority w:val="1"/>
+    <w:semiHidden/>
     <w:unhideWhenUsed/>
   </w:style>
   <w:style w:type="table" w:default="1" w:styleId="TableauNormal">
